--- a/report/build/versions/Sentinel_draft9_appendixC.docx
+++ b/report/build/versions/Sentinel_draft9_appendixC.docx
@@ -5318,6 +5318,7 @@
       <w:pPr>
         <w:pStyle w:val="Heading2"/>
         <w:keepNext/>
+        <w:pageBreakBefore/>
       </w:pPr>
       <w:r>
         <w:t>Appendix C. A filled containment record for one evaluation class</w:t>

--- a/report/build/versions/Sentinel_draft9_appendixC.docx
+++ b/report/build/versions/Sentinel_draft9_appendixC.docx
@@ -3524,7 +3524,7 @@
           <w:i/>
           <w:sz w:val="19"/>
         </w:rPr>
-        <w:t>Table 3. Sentinel over the DSEWiki export under three declared scopes. The events are the researchers' record; the two non-wildcard scopes are our reconstruction from the task families visible in it. "Before OpenAI's first visit" uses the date collusion.wiki gives for the first OpenAI-associated addresses on the pages.</w:t>
+        <w:t>Table 2. Sentinel over the DSEWiki export under three declared scopes. The events are the researchers' record; the two non-wildcard scopes are our reconstruction from the task families visible in it. "Before OpenAI's first visit" uses the date collusion.wiki gives for the first OpenAI-associated addresses on the pages.</w:t>
       </w:r>
     </w:p>
     <w:p>
@@ -5311,7 +5311,7 @@
           <w:i/>
           <w:sz w:val="19"/>
         </w:rPr>
-        <w:t>Table 2. The nine behaviours distilled from the four public accounts, and which ones an allowlist-relative scanner can see. Only item 3 is a mechanical page; items 1 and 2 warn; the rest need environment telemetry or multi-agent corpora and are out of scope for this artifact.</w:t>
+        <w:t>Table 3. The nine behaviours distilled from the four public accounts, and which ones an allowlist-relative scanner can see. Only item 3 is a mechanical page; items 1 and 2 warn; the rest need environment telemetry or multi-agent corpora and are out of scope for this artifact.</w:t>
       </w:r>
     </w:p>
     <w:p>
